--- a/livrables/lecons/dzogchen/2026-08-25_lecon-dzogchen_13_bardos-processus-mort.docx
+++ b/livrables/lecons/dzogchen/2026-08-25_lecon-dzogchen_13_bardos-processus-mort.docx
@@ -1729,9 +1729,20 @@
             <w:szCs w:val="22"/>
             <w:u w:val="single"/>
           </w:rPr>
-          <w:t xml:space="preserve">Theosophical Society — A Tour of the Tibetan Book of the Dead (contexte comparatif)</w:t>
+          <w:t xml:space="preserve">Theosophical Society — The Tibetan Book of the Dead: A Tour, par Joann S. Bakula (Quest 91.3, mai-juin 2003) — contexte comparatif</w:t>
         </w:r>
       </w:hyperlink>
+      <w:r>
+        <w:rPr>
+          <w:rFonts w:ascii="Times New Roman" w:cs="Times New Roman" w:eastAsia="Times New Roman" w:hAnsi="Times New Roman"/>
+          <w:i/>
+          <w:iCs/>
+          <w:color w:val="6B7280"/>
+          <w:sz w:val="20"/>
+          <w:szCs w:val="20"/>
+        </w:rPr>
+        <w:t xml:space="preserve"> [Corrigé le 24/09/2026 : le titre était inversé — la page porte « The Tibetan Book of the Dead: A Tour » — et son auteur, Joann S. Bakula, n'était pas nommé. L'article est signé « By Joann S. Bakula » et porte sa propre citation : Quest 91.3, mai-juin 2003.]</w:t>
+      </w:r>
     </w:p>
     <w:p>
       <w:pPr>
@@ -2046,6 +2057,34 @@
           <w:szCs w:val="22"/>
         </w:rPr>
         <w:t xml:space="preserve">Jean-Luc Achard était cité via un blog personnel. Il dirige la Revue d'Études Tibétaines (CNRS / CRCAO, UMR 8155), à comité de lecture et en accès libre : c'est cette référence qui a été ajoutée, le blog étant conservé mais signalé comme non éditorialisé. L'entrée Wikipédia sur le Bardo Thödol est signalée comme source tertiaire, et son intérêt réel — la section sur la réception occidentale — est indiqué.</w:t>
+      </w:r>
+    </w:p>
+    <w:p>
+      <w:pPr>
+        <w:spacing w:after="120"/>
+      </w:pPr>
+      <w:r>
+        <w:rPr>
+          <w:rFonts w:ascii="Times New Roman" w:cs="Times New Roman" w:eastAsia="Times New Roman" w:hAnsi="Times New Roman"/>
+          <w:color w:val="1F2937"/>
+          <w:sz w:val="22"/>
+          <w:szCs w:val="22"/>
+        </w:rPr>
+        <w:t xml:space="preserve">4. Un article signé, listé sans son auteur ni son titre exact — ressources (24/09/2026).</w:t>
+      </w:r>
+    </w:p>
+    <w:p>
+      <w:pPr>
+        <w:spacing w:after="120"/>
+      </w:pPr>
+      <w:r>
+        <w:rPr>
+          <w:rFonts w:ascii="Times New Roman" w:cs="Times New Roman" w:eastAsia="Times New Roman" w:hAnsi="Times New Roman"/>
+          <w:color w:val="1F2937"/>
+          <w:sz w:val="22"/>
+          <w:szCs w:val="22"/>
+        </w:rPr>
+        <w:t xml:space="preserve">La ligne disait « Theosophical Society — A Tour of the Tibetan Book of the Dead ». La page, rouverte le 24/09/2026, porte « The Tibetan Book of the Dead: A Tour », est signée « By Joann S. Bakula » et donne sa référence : Quest 91.3 (mai-juin 2003). Un magazine publie, il n'écrit pas : le nom de l'auteur fait partie de la référence. À noter, et c'est dit ici plutôt que dans le corps : aucune phrase de la leçon ne vient de cet article — il est listé comme contexte comparatif, et le paragraphe sur la réception occidentale du Bardo Thödol vient, lui, de la page Wikipédia du Bardo Thödol, qui est citée pour cela.</w:t>
       </w:r>
     </w:p>
     <w:p>
